--- a/user_guides/individual_programs/silence_trimmer/Silence_Trimmer_User_Guide.docx
+++ b/user_guides/individual_programs/silence_trimmer/Silence_Trimmer_User_Guide.docx
@@ -48,6 +48,43 @@
     <w:p>
       <w:r>
         <w:t>The processor uses the shared Audio Suite supported extensions, including MP3, FLAC, OGG, M4A, MP4, Opus, WAV, and AIFF variants. The selected directory must contain supported files.</w:t>
+      </w:r>
+    </w:p>
+    <w:p>
+      <w:pPr>
+        <w:pStyle w:val="Heading1"/>
+      </w:pPr>
+      <w:r>
+        <w:t>System Requirements</w:t>
+      </w:r>
+    </w:p>
+    <w:p>
+      <w:r>
+        <w:t>This tool requires ffmpeg and ffprobe to be installed and on PATH. ffmpeg decodes and encodes the audio formats the suite reads and writes; ffprobe reads stream metadata (duration, codec, bitrate) for analysis tools. The suite shows a startup warning naming any missing binary and how to install it.</w:t>
+      </w:r>
+    </w:p>
+    <w:p>
+      <w:pPr>
+        <w:pStyle w:val="ListBullet"/>
+      </w:pPr>
+      <w:r>
+        <w:t>Windows: winget install Gyan.FFmpeg</w:t>
+      </w:r>
+    </w:p>
+    <w:p>
+      <w:pPr>
+        <w:pStyle w:val="ListBullet"/>
+      </w:pPr>
+      <w:r>
+        <w:t>macOS:   brew install ffmpeg</w:t>
+      </w:r>
+    </w:p>
+    <w:p>
+      <w:pPr>
+        <w:pStyle w:val="ListBullet"/>
+      </w:pPr>
+      <w:r>
+        <w:t>Linux:   sudo apt install ffmpeg</w:t>
       </w:r>
     </w:p>
     <w:p>

--- a/user_guides/individual_programs/silence_trimmer/Silence_Trimmer_User_Guide.docx
+++ b/user_guides/individual_programs/silence_trimmer/Silence_Trimmer_User_Guide.docx
@@ -273,6 +273,20 @@
       </w:r>
       <w:r>
         <w:t>The file is marked SKIP and is not rewritten.</w:t>
+      </w:r>
+    </w:p>
+    <w:p>
+      <w:pPr>
+        <w:pStyle w:val="ListBullet"/>
+      </w:pPr>
+      <w:r>
+        <w:rPr>
+          <w:b/>
+        </w:rPr>
+        <w:t xml:space="preserve">Entire file is silence: </w:t>
+      </w:r>
+      <w:r>
+        <w:t>The file is marked SKIP and left untouched - a fully silent source is never replaced with an empty file.</w:t>
       </w:r>
     </w:p>
     <w:p>
